--- a/backend/app/tests/reports/modules/test_drone_instances_api_documentation.docx
+++ b/backend/app/tests/reports/modules/test_drone_instances_api_documentation.docx
@@ -12,17 +12,17 @@
     </w:p>
     <w:p>
       <w:r>
-        <w:t>Generated at: 2026-08-04T09:15:31+00:00</w:t>
+        <w:t>Generated at: 2026-10-03T06:39:44+00:00</w:t>
       </w:r>
     </w:p>
     <w:p>
       <w:r>
-        <w:t>Test session started: 2026-08-04T09:15:22+00:00</w:t>
+        <w:t>Test session started: 2026-10-03T06:39:30+00:00</w:t>
       </w:r>
     </w:p>
     <w:p>
       <w:r>
-        <w:t>Pytest exit status: 2</w:t>
+        <w:t>Pytest exit status: 0</w:t>
       </w:r>
     </w:p>
     <w:p>
@@ -110,6 +110,28 @@
           </w:tcPr>
           <w:p>
             <w:r>
+              <w:t>26</w:t>
+            </w:r>
+          </w:p>
+        </w:tc>
+      </w:tr>
+      <w:tr>
+        <w:tc>
+          <w:tcPr>
+            <w:tcW w:w="2400" w:type="dxa"/>
+          </w:tcPr>
+          <w:p>
+            <w:r>
+              <w:t>Failed</w:t>
+            </w:r>
+          </w:p>
+        </w:tc>
+        <w:tc>
+          <w:tcPr>
+            <w:tcW w:w="2400" w:type="dxa"/>
+          </w:tcPr>
+          <w:p>
+            <w:r>
               <w:t>0</w:t>
             </w:r>
           </w:p>
@@ -122,7 +144,7 @@
           </w:tcPr>
           <w:p>
             <w:r>
-              <w:t>Failed</w:t>
+              <w:t>Skipped</w:t>
             </w:r>
           </w:p>
         </w:tc>
@@ -144,7 +166,7 @@
           </w:tcPr>
           <w:p>
             <w:r>
-              <w:t>Skipped</w:t>
+              <w:t>Not run</w:t>
             </w:r>
           </w:p>
         </w:tc>
@@ -155,28 +177,6 @@
           <w:p>
             <w:r>
               <w:t>0</w:t>
-            </w:r>
-          </w:p>
-        </w:tc>
-      </w:tr>
-      <w:tr>
-        <w:tc>
-          <w:tcPr>
-            <w:tcW w:w="2400" w:type="dxa"/>
-          </w:tcPr>
-          <w:p>
-            <w:r>
-              <w:t>Not run</w:t>
-            </w:r>
-          </w:p>
-        </w:tc>
-        <w:tc>
-          <w:tcPr>
-            <w:tcW w:w="2400" w:type="dxa"/>
-          </w:tcPr>
-          <w:p>
-            <w:r>
-              <w:t>26</w:t>
             </w:r>
           </w:p>
         </w:tc>
@@ -338,17 +338,17 @@
           </w:tcPr>
           <w:p>
             <w:r>
-              <w:t>Not run</w:t>
-            </w:r>
-          </w:p>
-        </w:tc>
-        <w:tc>
-          <w:tcPr>
-            <w:tcW w:w="2400" w:type="dxa"/>
-          </w:tcPr>
-          <w:p>
-            <w:r>
-              <w:t>0.000</w:t>
+              <w:t>Passed</w:t>
+            </w:r>
+          </w:p>
+        </w:tc>
+        <w:tc>
+          <w:tcPr>
+            <w:tcW w:w="2400" w:type="dxa"/>
+          </w:tcPr>
+          <w:p>
+            <w:r>
+              <w:t>0.299</w:t>
             </w:r>
           </w:p>
         </w:tc>
@@ -410,17 +410,17 @@
           </w:tcPr>
           <w:p>
             <w:r>
-              <w:t>Not run</w:t>
-            </w:r>
-          </w:p>
-        </w:tc>
-        <w:tc>
-          <w:tcPr>
-            <w:tcW w:w="2400" w:type="dxa"/>
-          </w:tcPr>
-          <w:p>
-            <w:r>
-              <w:t>0.000</w:t>
+              <w:t>Passed</w:t>
+            </w:r>
+          </w:p>
+        </w:tc>
+        <w:tc>
+          <w:tcPr>
+            <w:tcW w:w="2400" w:type="dxa"/>
+          </w:tcPr>
+          <w:p>
+            <w:r>
+              <w:t>0.617</w:t>
             </w:r>
           </w:p>
         </w:tc>
@@ -482,17 +482,17 @@
           </w:tcPr>
           <w:p>
             <w:r>
-              <w:t>Not run</w:t>
-            </w:r>
-          </w:p>
-        </w:tc>
-        <w:tc>
-          <w:tcPr>
-            <w:tcW w:w="2400" w:type="dxa"/>
-          </w:tcPr>
-          <w:p>
-            <w:r>
-              <w:t>0.000</w:t>
+              <w:t>Passed</w:t>
+            </w:r>
+          </w:p>
+        </w:tc>
+        <w:tc>
+          <w:tcPr>
+            <w:tcW w:w="2400" w:type="dxa"/>
+          </w:tcPr>
+          <w:p>
+            <w:r>
+              <w:t>0.648</w:t>
             </w:r>
           </w:p>
         </w:tc>
@@ -554,17 +554,17 @@
           </w:tcPr>
           <w:p>
             <w:r>
-              <w:t>Not run</w:t>
-            </w:r>
-          </w:p>
-        </w:tc>
-        <w:tc>
-          <w:tcPr>
-            <w:tcW w:w="2400" w:type="dxa"/>
-          </w:tcPr>
-          <w:p>
-            <w:r>
-              <w:t>0.000</w:t>
+              <w:t>Passed</w:t>
+            </w:r>
+          </w:p>
+        </w:tc>
+        <w:tc>
+          <w:tcPr>
+            <w:tcW w:w="2400" w:type="dxa"/>
+          </w:tcPr>
+          <w:p>
+            <w:r>
+              <w:t>0.337</w:t>
             </w:r>
           </w:p>
         </w:tc>
@@ -626,17 +626,17 @@
           </w:tcPr>
           <w:p>
             <w:r>
-              <w:t>Not run</w:t>
-            </w:r>
-          </w:p>
-        </w:tc>
-        <w:tc>
-          <w:tcPr>
-            <w:tcW w:w="2400" w:type="dxa"/>
-          </w:tcPr>
-          <w:p>
-            <w:r>
-              <w:t>0.000</w:t>
+              <w:t>Passed</w:t>
+            </w:r>
+          </w:p>
+        </w:tc>
+        <w:tc>
+          <w:tcPr>
+            <w:tcW w:w="2400" w:type="dxa"/>
+          </w:tcPr>
+          <w:p>
+            <w:r>
+              <w:t>0.619</w:t>
             </w:r>
           </w:p>
         </w:tc>
@@ -698,17 +698,17 @@
           </w:tcPr>
           <w:p>
             <w:r>
-              <w:t>Not run</w:t>
-            </w:r>
-          </w:p>
-        </w:tc>
-        <w:tc>
-          <w:tcPr>
-            <w:tcW w:w="2400" w:type="dxa"/>
-          </w:tcPr>
-          <w:p>
-            <w:r>
-              <w:t>0.000</w:t>
+              <w:t>Passed</w:t>
+            </w:r>
+          </w:p>
+        </w:tc>
+        <w:tc>
+          <w:tcPr>
+            <w:tcW w:w="2400" w:type="dxa"/>
+          </w:tcPr>
+          <w:p>
+            <w:r>
+              <w:t>0.306</w:t>
             </w:r>
           </w:p>
         </w:tc>
@@ -770,17 +770,17 @@
           </w:tcPr>
           <w:p>
             <w:r>
-              <w:t>Not run</w:t>
-            </w:r>
-          </w:p>
-        </w:tc>
-        <w:tc>
-          <w:tcPr>
-            <w:tcW w:w="2400" w:type="dxa"/>
-          </w:tcPr>
-          <w:p>
-            <w:r>
-              <w:t>0.000</w:t>
+              <w:t>Passed</w:t>
+            </w:r>
+          </w:p>
+        </w:tc>
+        <w:tc>
+          <w:tcPr>
+            <w:tcW w:w="2400" w:type="dxa"/>
+          </w:tcPr>
+          <w:p>
+            <w:r>
+              <w:t>0.611</w:t>
             </w:r>
           </w:p>
         </w:tc>
@@ -842,17 +842,17 @@
           </w:tcPr>
           <w:p>
             <w:r>
-              <w:t>Not run</w:t>
-            </w:r>
-          </w:p>
-        </w:tc>
-        <w:tc>
-          <w:tcPr>
-            <w:tcW w:w="2400" w:type="dxa"/>
-          </w:tcPr>
-          <w:p>
-            <w:r>
-              <w:t>0.000</w:t>
+              <w:t>Passed</w:t>
+            </w:r>
+          </w:p>
+        </w:tc>
+        <w:tc>
+          <w:tcPr>
+            <w:tcW w:w="2400" w:type="dxa"/>
+          </w:tcPr>
+          <w:p>
+            <w:r>
+              <w:t>0.329</w:t>
             </w:r>
           </w:p>
         </w:tc>
@@ -914,17 +914,17 @@
           </w:tcPr>
           <w:p>
             <w:r>
-              <w:t>Not run</w:t>
-            </w:r>
-          </w:p>
-        </w:tc>
-        <w:tc>
-          <w:tcPr>
-            <w:tcW w:w="2400" w:type="dxa"/>
-          </w:tcPr>
-          <w:p>
-            <w:r>
-              <w:t>0.000</w:t>
+              <w:t>Passed</w:t>
+            </w:r>
+          </w:p>
+        </w:tc>
+        <w:tc>
+          <w:tcPr>
+            <w:tcW w:w="2400" w:type="dxa"/>
+          </w:tcPr>
+          <w:p>
+            <w:r>
+              <w:t>0.023</w:t>
             </w:r>
           </w:p>
         </w:tc>
@@ -986,17 +986,17 @@
           </w:tcPr>
           <w:p>
             <w:r>
-              <w:t>Not run</w:t>
-            </w:r>
-          </w:p>
-        </w:tc>
-        <w:tc>
-          <w:tcPr>
-            <w:tcW w:w="2400" w:type="dxa"/>
-          </w:tcPr>
-          <w:p>
-            <w:r>
-              <w:t>0.000</w:t>
+              <w:t>Passed</w:t>
+            </w:r>
+          </w:p>
+        </w:tc>
+        <w:tc>
+          <w:tcPr>
+            <w:tcW w:w="2400" w:type="dxa"/>
+          </w:tcPr>
+          <w:p>
+            <w:r>
+              <w:t>0.607</w:t>
             </w:r>
           </w:p>
         </w:tc>
@@ -1058,17 +1058,17 @@
           </w:tcPr>
           <w:p>
             <w:r>
-              <w:t>Not run</w:t>
-            </w:r>
-          </w:p>
-        </w:tc>
-        <w:tc>
-          <w:tcPr>
-            <w:tcW w:w="2400" w:type="dxa"/>
-          </w:tcPr>
-          <w:p>
-            <w:r>
-              <w:t>0.000</w:t>
+              <w:t>Passed</w:t>
+            </w:r>
+          </w:p>
+        </w:tc>
+        <w:tc>
+          <w:tcPr>
+            <w:tcW w:w="2400" w:type="dxa"/>
+          </w:tcPr>
+          <w:p>
+            <w:r>
+              <w:t>0.297</w:t>
             </w:r>
           </w:p>
         </w:tc>
@@ -1130,17 +1130,17 @@
           </w:tcPr>
           <w:p>
             <w:r>
-              <w:t>Not run</w:t>
-            </w:r>
-          </w:p>
-        </w:tc>
-        <w:tc>
-          <w:tcPr>
-            <w:tcW w:w="2400" w:type="dxa"/>
-          </w:tcPr>
-          <w:p>
-            <w:r>
-              <w:t>0.000</w:t>
+              <w:t>Passed</w:t>
+            </w:r>
+          </w:p>
+        </w:tc>
+        <w:tc>
+          <w:tcPr>
+            <w:tcW w:w="2400" w:type="dxa"/>
+          </w:tcPr>
+          <w:p>
+            <w:r>
+              <w:t>0.616</w:t>
             </w:r>
           </w:p>
         </w:tc>
@@ -1202,17 +1202,17 @@
           </w:tcPr>
           <w:p>
             <w:r>
-              <w:t>Not run</w:t>
-            </w:r>
-          </w:p>
-        </w:tc>
-        <w:tc>
-          <w:tcPr>
-            <w:tcW w:w="2400" w:type="dxa"/>
-          </w:tcPr>
-          <w:p>
-            <w:r>
-              <w:t>0.000</w:t>
+              <w:t>Passed</w:t>
+            </w:r>
+          </w:p>
+        </w:tc>
+        <w:tc>
+          <w:tcPr>
+            <w:tcW w:w="2400" w:type="dxa"/>
+          </w:tcPr>
+          <w:p>
+            <w:r>
+              <w:t>0.666</w:t>
             </w:r>
           </w:p>
         </w:tc>
@@ -1274,17 +1274,17 @@
           </w:tcPr>
           <w:p>
             <w:r>
-              <w:t>Not run</w:t>
-            </w:r>
-          </w:p>
-        </w:tc>
-        <w:tc>
-          <w:tcPr>
-            <w:tcW w:w="2400" w:type="dxa"/>
-          </w:tcPr>
-          <w:p>
-            <w:r>
-              <w:t>0.000</w:t>
+              <w:t>Passed</w:t>
+            </w:r>
+          </w:p>
+        </w:tc>
+        <w:tc>
+          <w:tcPr>
+            <w:tcW w:w="2400" w:type="dxa"/>
+          </w:tcPr>
+          <w:p>
+            <w:r>
+              <w:t>0.629</w:t>
             </w:r>
           </w:p>
         </w:tc>
@@ -1326,37 +1326,37 @@
           </w:tcPr>
           <w:p>
             <w:r>
-              <w:t>test_patch_drone_status_invalid_400</w:t>
-            </w:r>
-          </w:p>
-        </w:tc>
-        <w:tc>
-          <w:tcPr>
-            <w:tcW w:w="2400" w:type="dxa"/>
-          </w:tcPr>
-          <w:p>
-            <w:r>
-              <w:t>Invalid status value must return 400.</w:t>
-            </w:r>
-          </w:p>
-        </w:tc>
-        <w:tc>
-          <w:tcPr>
-            <w:tcW w:w="2400" w:type="dxa"/>
-          </w:tcPr>
-          <w:p>
-            <w:r>
-              <w:t>Not run</w:t>
-            </w:r>
-          </w:p>
-        </w:tc>
-        <w:tc>
-          <w:tcPr>
-            <w:tcW w:w="2400" w:type="dxa"/>
-          </w:tcPr>
-          <w:p>
-            <w:r>
-              <w:t>0.000</w:t>
+              <w:t>test_patch_drone_status_invalid_422</w:t>
+            </w:r>
+          </w:p>
+        </w:tc>
+        <w:tc>
+          <w:tcPr>
+            <w:tcW w:w="2400" w:type="dxa"/>
+          </w:tcPr>
+          <w:p>
+            <w:r>
+              <w:t>Invalid status value is rejected by schema validation (422).</w:t>
+            </w:r>
+          </w:p>
+        </w:tc>
+        <w:tc>
+          <w:tcPr>
+            <w:tcW w:w="2400" w:type="dxa"/>
+          </w:tcPr>
+          <w:p>
+            <w:r>
+              <w:t>Passed</w:t>
+            </w:r>
+          </w:p>
+        </w:tc>
+        <w:tc>
+          <w:tcPr>
+            <w:tcW w:w="2400" w:type="dxa"/>
+          </w:tcPr>
+          <w:p>
+            <w:r>
+              <w:t>0.618</w:t>
             </w:r>
           </w:p>
         </w:tc>
@@ -1418,17 +1418,17 @@
           </w:tcPr>
           <w:p>
             <w:r>
-              <w:t>Not run</w:t>
-            </w:r>
-          </w:p>
-        </w:tc>
-        <w:tc>
-          <w:tcPr>
-            <w:tcW w:w="2400" w:type="dxa"/>
-          </w:tcPr>
-          <w:p>
-            <w:r>
-              <w:t>0.000</w:t>
+              <w:t>Passed</w:t>
+            </w:r>
+          </w:p>
+        </w:tc>
+        <w:tc>
+          <w:tcPr>
+            <w:tcW w:w="2400" w:type="dxa"/>
+          </w:tcPr>
+          <w:p>
+            <w:r>
+              <w:t>0.606</w:t>
             </w:r>
           </w:p>
         </w:tc>
@@ -1490,17 +1490,17 @@
           </w:tcPr>
           <w:p>
             <w:r>
-              <w:t>Not run</w:t>
-            </w:r>
-          </w:p>
-        </w:tc>
-        <w:tc>
-          <w:tcPr>
-            <w:tcW w:w="2400" w:type="dxa"/>
-          </w:tcPr>
-          <w:p>
-            <w:r>
-              <w:t>0.000</w:t>
+              <w:t>Passed</w:t>
+            </w:r>
+          </w:p>
+        </w:tc>
+        <w:tc>
+          <w:tcPr>
+            <w:tcW w:w="2400" w:type="dxa"/>
+          </w:tcPr>
+          <w:p>
+            <w:r>
+              <w:t>0.339</w:t>
             </w:r>
           </w:p>
         </w:tc>
@@ -1562,17 +1562,17 @@
           </w:tcPr>
           <w:p>
             <w:r>
-              <w:t>Not run</w:t>
-            </w:r>
-          </w:p>
-        </w:tc>
-        <w:tc>
-          <w:tcPr>
-            <w:tcW w:w="2400" w:type="dxa"/>
-          </w:tcPr>
-          <w:p>
-            <w:r>
-              <w:t>0.000</w:t>
+              <w:t>Passed</w:t>
+            </w:r>
+          </w:p>
+        </w:tc>
+        <w:tc>
+          <w:tcPr>
+            <w:tcW w:w="2400" w:type="dxa"/>
+          </w:tcPr>
+          <w:p>
+            <w:r>
+              <w:t>2.059</w:t>
             </w:r>
           </w:p>
         </w:tc>
@@ -1634,17 +1634,17 @@
           </w:tcPr>
           <w:p>
             <w:r>
-              <w:t>Not run</w:t>
-            </w:r>
-          </w:p>
-        </w:tc>
-        <w:tc>
-          <w:tcPr>
-            <w:tcW w:w="2400" w:type="dxa"/>
-          </w:tcPr>
-          <w:p>
-            <w:r>
-              <w:t>0.000</w:t>
+              <w:t>Passed</w:t>
+            </w:r>
+          </w:p>
+        </w:tc>
+        <w:tc>
+          <w:tcPr>
+            <w:tcW w:w="2400" w:type="dxa"/>
+          </w:tcPr>
+          <w:p>
+            <w:r>
+              <w:t>0.339</w:t>
             </w:r>
           </w:p>
         </w:tc>
@@ -1706,17 +1706,17 @@
           </w:tcPr>
           <w:p>
             <w:r>
-              <w:t>Not run</w:t>
-            </w:r>
-          </w:p>
-        </w:tc>
-        <w:tc>
-          <w:tcPr>
-            <w:tcW w:w="2400" w:type="dxa"/>
-          </w:tcPr>
-          <w:p>
-            <w:r>
-              <w:t>0.000</w:t>
+              <w:t>Passed</w:t>
+            </w:r>
+          </w:p>
+        </w:tc>
+        <w:tc>
+          <w:tcPr>
+            <w:tcW w:w="2400" w:type="dxa"/>
+          </w:tcPr>
+          <w:p>
+            <w:r>
+              <w:t>0.340</w:t>
             </w:r>
           </w:p>
         </w:tc>
@@ -1778,17 +1778,17 @@
           </w:tcPr>
           <w:p>
             <w:r>
-              <w:t>Not run</w:t>
-            </w:r>
-          </w:p>
-        </w:tc>
-        <w:tc>
-          <w:tcPr>
-            <w:tcW w:w="2400" w:type="dxa"/>
-          </w:tcPr>
-          <w:p>
-            <w:r>
-              <w:t>0.000</w:t>
+              <w:t>Passed</w:t>
+            </w:r>
+          </w:p>
+        </w:tc>
+        <w:tc>
+          <w:tcPr>
+            <w:tcW w:w="2400" w:type="dxa"/>
+          </w:tcPr>
+          <w:p>
+            <w:r>
+              <w:t>0.332</w:t>
             </w:r>
           </w:p>
         </w:tc>
@@ -1850,17 +1850,17 @@
           </w:tcPr>
           <w:p>
             <w:r>
-              <w:t>Not run</w:t>
-            </w:r>
-          </w:p>
-        </w:tc>
-        <w:tc>
-          <w:tcPr>
-            <w:tcW w:w="2400" w:type="dxa"/>
-          </w:tcPr>
-          <w:p>
-            <w:r>
-              <w:t>0.000</w:t>
+              <w:t>Passed</w:t>
+            </w:r>
+          </w:p>
+        </w:tc>
+        <w:tc>
+          <w:tcPr>
+            <w:tcW w:w="2400" w:type="dxa"/>
+          </w:tcPr>
+          <w:p>
+            <w:r>
+              <w:t>0.336</w:t>
             </w:r>
           </w:p>
         </w:tc>
@@ -1922,17 +1922,17 @@
           </w:tcPr>
           <w:p>
             <w:r>
-              <w:t>Not run</w:t>
-            </w:r>
-          </w:p>
-        </w:tc>
-        <w:tc>
-          <w:tcPr>
-            <w:tcW w:w="2400" w:type="dxa"/>
-          </w:tcPr>
-          <w:p>
-            <w:r>
-              <w:t>0.000</w:t>
+              <w:t>Passed</w:t>
+            </w:r>
+          </w:p>
+        </w:tc>
+        <w:tc>
+          <w:tcPr>
+            <w:tcW w:w="2400" w:type="dxa"/>
+          </w:tcPr>
+          <w:p>
+            <w:r>
+              <w:t>0.359</w:t>
             </w:r>
           </w:p>
         </w:tc>
@@ -1994,17 +1994,17 @@
           </w:tcPr>
           <w:p>
             <w:r>
-              <w:t>Not run</w:t>
-            </w:r>
-          </w:p>
-        </w:tc>
-        <w:tc>
-          <w:tcPr>
-            <w:tcW w:w="2400" w:type="dxa"/>
-          </w:tcPr>
-          <w:p>
-            <w:r>
-              <w:t>0.000</w:t>
+              <w:t>Passed</w:t>
+            </w:r>
+          </w:p>
+        </w:tc>
+        <w:tc>
+          <w:tcPr>
+            <w:tcW w:w="2400" w:type="dxa"/>
+          </w:tcPr>
+          <w:p>
+            <w:r>
+              <w:t>0.340</w:t>
             </w:r>
           </w:p>
         </w:tc>
@@ -2066,17 +2066,17 @@
           </w:tcPr>
           <w:p>
             <w:r>
-              <w:t>Not run</w:t>
-            </w:r>
-          </w:p>
-        </w:tc>
-        <w:tc>
-          <w:tcPr>
-            <w:tcW w:w="2400" w:type="dxa"/>
-          </w:tcPr>
-          <w:p>
-            <w:r>
-              <w:t>0.000</w:t>
+              <w:t>Passed</w:t>
+            </w:r>
+          </w:p>
+        </w:tc>
+        <w:tc>
+          <w:tcPr>
+            <w:tcW w:w="2400" w:type="dxa"/>
+          </w:tcPr>
+          <w:p>
+            <w:r>
+              <w:t>0.331</w:t>
             </w:r>
           </w:p>
         </w:tc>
@@ -2138,17 +2138,17 @@
           </w:tcPr>
           <w:p>
             <w:r>
-              <w:t>Not run</w:t>
-            </w:r>
-          </w:p>
-        </w:tc>
-        <w:tc>
-          <w:tcPr>
-            <w:tcW w:w="2400" w:type="dxa"/>
-          </w:tcPr>
-          <w:p>
-            <w:r>
-              <w:t>0.000</w:t>
+              <w:t>Passed</w:t>
+            </w:r>
+          </w:p>
+        </w:tc>
+        <w:tc>
+          <w:tcPr>
+            <w:tcW w:w="2400" w:type="dxa"/>
+          </w:tcPr>
+          <w:p>
+            <w:r>
+              <w:t>0.626</w:t>
             </w:r>
           </w:p>
         </w:tc>
